--- a/klagomål/Breviksnäs FSC-klagomål.docx
+++ b/klagomål/Breviksnäs FSC-klagomål.docx
@@ -168,7 +168,7 @@
     </w:p>
     <w:p>
       <w:r>
-        <w:t>Detta klagomål behandlar höga naturvärden i avverkningsanmälan Breviksnäs i Haninge kommun som inkom 2026-09-07 och omfattar 80,4 ha.</w:t>
+        <w:t>Detta klagomål behandlar höga naturvärden i avverkningsanmälan Breviksnäs i Haninge kommun som inkom 2026-09-08 och omfattar 80,4 ha.</w:t>
       </w:r>
     </w:p>
     <w:p>
@@ -3250,7 +3250,7 @@
     <w:r>
       <w:tab/>
       <w:tab/>
-      <w:t>2026-09-07</w:t>
+      <w:t>2026-09-08</w:t>
       <w:br/>
       <w:br/>
     </w:r>

--- a/klagomål/Breviksnäs FSC-klagomål.docx
+++ b/klagomål/Breviksnäs FSC-klagomål.docx
@@ -168,7 +168,7 @@
     </w:p>
     <w:p>
       <w:r>
-        <w:t>Detta klagomål behandlar höga naturvärden i avverkningsanmälan Breviksnäs i Haninge kommun som inkom 2026-09-08 och omfattar 80,4 ha.</w:t>
+        <w:t>Detta klagomål behandlar höga naturvärden i avverkningsanmälan Breviksnäs i Haninge kommun som inkom 2026-09-09 och omfattar 80,4 ha.</w:t>
       </w:r>
     </w:p>
     <w:p>
@@ -3250,7 +3250,7 @@
     <w:r>
       <w:tab/>
       <w:tab/>
-      <w:t>2026-09-08</w:t>
+      <w:t>2026-09-09</w:t>
       <w:br/>
       <w:br/>
     </w:r>

--- a/klagomål/Breviksnäs FSC-klagomål.docx
+++ b/klagomål/Breviksnäs FSC-klagomål.docx
@@ -168,7 +168,7 @@
     </w:p>
     <w:p>
       <w:r>
-        <w:t>Detta klagomål behandlar höga naturvärden i avverkningsanmälan Breviksnäs i Haninge kommun som inkom 2026-09-09 och omfattar 80,4 ha.</w:t>
+        <w:t>Detta klagomål behandlar höga naturvärden i avverkningsanmälan Breviksnäs i Haninge kommun som inkom 2026-09-10 och omfattar 80,4 ha.</w:t>
       </w:r>
     </w:p>
     <w:p>
@@ -3250,7 +3250,7 @@
     <w:r>
       <w:tab/>
       <w:tab/>
-      <w:t>2026-09-09</w:t>
+      <w:t>2026-09-10</w:t>
       <w:br/>
       <w:br/>
     </w:r>

--- a/klagomål/Breviksnäs FSC-klagomål.docx
+++ b/klagomål/Breviksnäs FSC-klagomål.docx
@@ -168,7 +168,7 @@
     </w:p>
     <w:p>
       <w:r>
-        <w:t>Detta klagomål behandlar höga naturvärden i avverkningsanmälan Breviksnäs i Haninge kommun som inkom 2026-09-10 och omfattar 80,4 ha.</w:t>
+        <w:t>Detta klagomål behandlar höga naturvärden i avverkningsanmälan Breviksnäs i Haninge kommun som inkom 2026-09-11 och omfattar 80,4 ha.</w:t>
       </w:r>
     </w:p>
     <w:p>
@@ -3250,7 +3250,7 @@
     <w:r>
       <w:tab/>
       <w:tab/>
-      <w:t>2026-09-10</w:t>
+      <w:t>2026-09-11</w:t>
       <w:br/>
       <w:br/>
     </w:r>

--- a/klagomål/Breviksnäs FSC-klagomål.docx
+++ b/klagomål/Breviksnäs FSC-klagomål.docx
@@ -168,7 +168,7 @@
     </w:p>
     <w:p>
       <w:r>
-        <w:t>Detta klagomål behandlar höga naturvärden i avverkningsanmälan Breviksnäs i Haninge kommun som inkom 2026-09-11 och omfattar 80,4 ha.</w:t>
+        <w:t>Detta klagomål behandlar höga naturvärden i avverkningsanmälan Breviksnäs i Haninge kommun som inkom 2026-09-12 och omfattar 80,4 ha.</w:t>
       </w:r>
     </w:p>
     <w:p>
@@ -3250,7 +3250,7 @@
     <w:r>
       <w:tab/>
       <w:tab/>
-      <w:t>2026-09-11</w:t>
+      <w:t>2026-09-12</w:t>
       <w:br/>
       <w:br/>
     </w:r>

--- a/klagomål/Breviksnäs FSC-klagomål.docx
+++ b/klagomål/Breviksnäs FSC-klagomål.docx
@@ -168,7 +168,7 @@
     </w:p>
     <w:p>
       <w:r>
-        <w:t>Detta klagomål behandlar höga naturvärden i avverkningsanmälan Breviksnäs i Haninge kommun som inkom 2026-09-12 och omfattar 80,4 ha.</w:t>
+        <w:t>Detta klagomål behandlar höga naturvärden i avverkningsanmälan Breviksnäs i Haninge kommun som inkom 2026-09-13 och omfattar 80,4 ha.</w:t>
       </w:r>
     </w:p>
     <w:p>
@@ -3250,7 +3250,7 @@
     <w:r>
       <w:tab/>
       <w:tab/>
-      <w:t>2026-09-12</w:t>
+      <w:t>2026-09-13</w:t>
       <w:br/>
       <w:br/>
     </w:r>

--- a/klagomål/Breviksnäs FSC-klagomål.docx
+++ b/klagomål/Breviksnäs FSC-klagomål.docx
@@ -168,7 +168,7 @@
     </w:p>
     <w:p>
       <w:r>
-        <w:t>Detta klagomål behandlar höga naturvärden i avverkningsanmälan Breviksnäs i Haninge kommun som inkom 2026-09-13 och omfattar 80,4 ha.</w:t>
+        <w:t>Detta klagomål behandlar höga naturvärden i avverkningsanmälan Breviksnäs i Haninge kommun som inkom 2026-09-14 och omfattar 80,4 ha.</w:t>
       </w:r>
     </w:p>
     <w:p>
@@ -3250,7 +3250,7 @@
     <w:r>
       <w:tab/>
       <w:tab/>
-      <w:t>2026-09-13</w:t>
+      <w:t>2026-09-14</w:t>
       <w:br/>
       <w:br/>
     </w:r>

--- a/klagomål/Breviksnäs FSC-klagomål.docx
+++ b/klagomål/Breviksnäs FSC-klagomål.docx
@@ -168,7 +168,7 @@
     </w:p>
     <w:p>
       <w:r>
-        <w:t>Detta klagomål behandlar höga naturvärden i avverkningsanmälan Breviksnäs i Haninge kommun som inkom 2026-09-14 och omfattar 80,4 ha.</w:t>
+        <w:t>Detta klagomål behandlar höga naturvärden i avverkningsanmälan Breviksnäs i Haninge kommun som inkom 2026-09-15 och omfattar 80,4 ha.</w:t>
       </w:r>
     </w:p>
     <w:p>
@@ -3250,7 +3250,7 @@
     <w:r>
       <w:tab/>
       <w:tab/>
-      <w:t>2026-09-14</w:t>
+      <w:t>2026-09-15</w:t>
       <w:br/>
       <w:br/>
     </w:r>

--- a/klagomål/Breviksnäs FSC-klagomål.docx
+++ b/klagomål/Breviksnäs FSC-klagomål.docx
@@ -168,7 +168,7 @@
     </w:p>
     <w:p>
       <w:r>
-        <w:t>Detta klagomål behandlar höga naturvärden i avverkningsanmälan Breviksnäs i Haninge kommun som inkom 2026-09-15 och omfattar 80,4 ha.</w:t>
+        <w:t>Detta klagomål behandlar höga naturvärden i avverkningsanmälan Breviksnäs i Haninge kommun som inkom 2026-09-16 och omfattar 80,4 ha.</w:t>
       </w:r>
     </w:p>
     <w:p>
@@ -3250,7 +3250,7 @@
     <w:r>
       <w:tab/>
       <w:tab/>
-      <w:t>2026-09-15</w:t>
+      <w:t>2026-09-16</w:t>
       <w:br/>
       <w:br/>
     </w:r>

--- a/klagomål/Breviksnäs FSC-klagomål.docx
+++ b/klagomål/Breviksnäs FSC-klagomål.docx
@@ -168,7 +168,7 @@
     </w:p>
     <w:p>
       <w:r>
-        <w:t>Detta klagomål behandlar höga naturvärden i avverkningsanmälan Breviksnäs i Haninge kommun som inkom 2026-09-16 och omfattar 80,4 ha.</w:t>
+        <w:t>Detta klagomål behandlar höga naturvärden i avverkningsanmälan Breviksnäs i Haninge kommun som inkom 2026-09-17 och omfattar 80,4 ha.</w:t>
       </w:r>
     </w:p>
     <w:p>
@@ -3250,7 +3250,7 @@
     <w:r>
       <w:tab/>
       <w:tab/>
-      <w:t>2026-09-16</w:t>
+      <w:t>2026-09-17</w:t>
       <w:br/>
       <w:br/>
     </w:r>

--- a/klagomål/Breviksnäs FSC-klagomål.docx
+++ b/klagomål/Breviksnäs FSC-klagomål.docx
@@ -168,7 +168,7 @@
     </w:p>
     <w:p>
       <w:r>
-        <w:t>Detta klagomål behandlar höga naturvärden i avverkningsanmälan Breviksnäs i Haninge kommun som inkom 2026-09-17 och omfattar 80,4 ha.</w:t>
+        <w:t>Detta klagomål behandlar höga naturvärden i avverkningsanmälan Breviksnäs i Haninge kommun som inkom 2026-09-18 och omfattar 80,4 ha.</w:t>
       </w:r>
     </w:p>
     <w:p>
@@ -3250,7 +3250,7 @@
     <w:r>
       <w:tab/>
       <w:tab/>
-      <w:t>2026-09-17</w:t>
+      <w:t>2026-09-18</w:t>
       <w:br/>
       <w:br/>
     </w:r>

--- a/klagomål/Breviksnäs FSC-klagomål.docx
+++ b/klagomål/Breviksnäs FSC-klagomål.docx
@@ -168,7 +168,7 @@
     </w:p>
     <w:p>
       <w:r>
-        <w:t>Detta klagomål behandlar höga naturvärden i avverkningsanmälan Breviksnäs i Haninge kommun som inkom 2026-09-18 och omfattar 80,4 ha.</w:t>
+        <w:t>Detta klagomål behandlar höga naturvärden i avverkningsanmälan Breviksnäs i Haninge kommun som inkom 2026-09-19 och omfattar 80,4 ha.</w:t>
       </w:r>
     </w:p>
     <w:p>
@@ -3250,7 +3250,7 @@
     <w:r>
       <w:tab/>
       <w:tab/>
-      <w:t>2026-09-18</w:t>
+      <w:t>2026-09-19</w:t>
       <w:br/>
       <w:br/>
     </w:r>

--- a/klagomål/Breviksnäs FSC-klagomål.docx
+++ b/klagomål/Breviksnäs FSC-klagomål.docx
@@ -168,7 +168,7 @@
     </w:p>
     <w:p>
       <w:r>
-        <w:t>Detta klagomål behandlar höga naturvärden i avverkningsanmälan Breviksnäs i Haninge kommun som inkom 2026-09-19 och omfattar 80,4 ha.</w:t>
+        <w:t>Detta klagomål behandlar höga naturvärden i avverkningsanmälan Breviksnäs i Haninge kommun som inkom 2026-09-20 och omfattar 80,4 ha.</w:t>
       </w:r>
     </w:p>
     <w:p>
@@ -3250,7 +3250,7 @@
     <w:r>
       <w:tab/>
       <w:tab/>
-      <w:t>2026-09-19</w:t>
+      <w:t>2026-09-20</w:t>
       <w:br/>
       <w:br/>
     </w:r>

--- a/klagomål/Breviksnäs FSC-klagomål.docx
+++ b/klagomål/Breviksnäs FSC-klagomål.docx
@@ -168,7 +168,7 @@
     </w:p>
     <w:p>
       <w:r>
-        <w:t>Detta klagomål behandlar höga naturvärden i avverkningsanmälan Breviksnäs i Haninge kommun som inkom 2026-09-20 och omfattar 80,4 ha.</w:t>
+        <w:t>Detta klagomål behandlar höga naturvärden i avverkningsanmälan Breviksnäs i Haninge kommun som inkom 2026-09-21 och omfattar 80,4 ha.</w:t>
       </w:r>
     </w:p>
     <w:p>
@@ -3250,7 +3250,7 @@
     <w:r>
       <w:tab/>
       <w:tab/>
-      <w:t>2026-09-20</w:t>
+      <w:t>2026-09-21</w:t>
       <w:br/>
       <w:br/>
     </w:r>

--- a/klagomål/Breviksnäs FSC-klagomål.docx
+++ b/klagomål/Breviksnäs FSC-klagomål.docx
@@ -168,7 +168,7 @@
     </w:p>
     <w:p>
       <w:r>
-        <w:t>Detta klagomål behandlar höga naturvärden i avverkningsanmälan Breviksnäs i Haninge kommun som inkom 2026-09-21 och omfattar 80,4 ha.</w:t>
+        <w:t>Detta klagomål behandlar höga naturvärden i avverkningsanmälan Breviksnäs i Haninge kommun som inkom 2026-09-22 och omfattar 80,4 ha.</w:t>
       </w:r>
     </w:p>
     <w:p>
@@ -3250,7 +3250,7 @@
     <w:r>
       <w:tab/>
       <w:tab/>
-      <w:t>2026-09-21</w:t>
+      <w:t>2026-09-22</w:t>
       <w:br/>
       <w:br/>
     </w:r>

--- a/klagomål/Breviksnäs FSC-klagomål.docx
+++ b/klagomål/Breviksnäs FSC-klagomål.docx
@@ -168,7 +168,7 @@
     </w:p>
     <w:p>
       <w:r>
-        <w:t>Detta klagomål behandlar höga naturvärden i avverkningsanmälan Breviksnäs i Haninge kommun som inkom 2026-09-22 och omfattar 80,4 ha.</w:t>
+        <w:t>Detta klagomål behandlar höga naturvärden i avverkningsanmälan Breviksnäs i Haninge kommun som inkom 2026-09-23 och omfattar 80,4 ha.</w:t>
       </w:r>
     </w:p>
     <w:p>
@@ -3250,7 +3250,7 @@
     <w:r>
       <w:tab/>
       <w:tab/>
-      <w:t>2026-09-22</w:t>
+      <w:t>2026-09-23</w:t>
       <w:br/>
       <w:br/>
     </w:r>

--- a/klagomål/Breviksnäs FSC-klagomål.docx
+++ b/klagomål/Breviksnäs FSC-klagomål.docx
@@ -168,7 +168,7 @@
     </w:p>
     <w:p>
       <w:r>
-        <w:t>Detta klagomål behandlar höga naturvärden i avverkningsanmälan Breviksnäs i Haninge kommun som inkom 2026-09-23 och omfattar 80,4 ha.</w:t>
+        <w:t>Detta klagomål behandlar höga naturvärden i avverkningsanmälan Breviksnäs i Haninge kommun som inkom 2026-09-24 och omfattar 80,4 ha.</w:t>
       </w:r>
     </w:p>
     <w:p>
@@ -3250,7 +3250,7 @@
     <w:r>
       <w:tab/>
       <w:tab/>
-      <w:t>2026-09-23</w:t>
+      <w:t>2026-09-24</w:t>
       <w:br/>
       <w:br/>
     </w:r>

--- a/klagomål/Breviksnäs FSC-klagomål.docx
+++ b/klagomål/Breviksnäs FSC-klagomål.docx
@@ -168,7 +168,7 @@
     </w:p>
     <w:p>
       <w:r>
-        <w:t>Detta klagomål behandlar höga naturvärden i avverkningsanmälan Breviksnäs i Haninge kommun som inkom 2026-09-24 och omfattar 80,4 ha.</w:t>
+        <w:t>Detta klagomål behandlar höga naturvärden i avverkningsanmälan Breviksnäs i Haninge kommun som inkom 2026-09-25 och omfattar 80,4 ha.</w:t>
       </w:r>
     </w:p>
     <w:p>
@@ -3250,7 +3250,7 @@
     <w:r>
       <w:tab/>
       <w:tab/>
-      <w:t>2026-09-24</w:t>
+      <w:t>2026-09-25</w:t>
       <w:br/>
       <w:br/>
     </w:r>

--- a/klagomål/Breviksnäs FSC-klagomål.docx
+++ b/klagomål/Breviksnäs FSC-klagomål.docx
@@ -168,7 +168,7 @@
     </w:p>
     <w:p>
       <w:r>
-        <w:t>Detta klagomål behandlar höga naturvärden i avverkningsanmälan Breviksnäs i Haninge kommun som inkom 2026-09-25 och omfattar 80,4 ha.</w:t>
+        <w:t>Detta klagomål behandlar höga naturvärden i avverkningsanmälan Breviksnäs i Haninge kommun som inkom 2026-09-26 och omfattar 80,4 ha.</w:t>
       </w:r>
     </w:p>
     <w:p>
@@ -3250,7 +3250,7 @@
     <w:r>
       <w:tab/>
       <w:tab/>
-      <w:t>2026-09-25</w:t>
+      <w:t>2026-09-26</w:t>
       <w:br/>
       <w:br/>
     </w:r>

--- a/klagomål/Breviksnäs FSC-klagomål.docx
+++ b/klagomål/Breviksnäs FSC-klagomål.docx
@@ -168,7 +168,7 @@
     </w:p>
     <w:p>
       <w:r>
-        <w:t>Detta klagomål behandlar höga naturvärden i avverkningsanmälan Breviksnäs i Haninge kommun som inkom 2026-09-26 och omfattar 80,4 ha.</w:t>
+        <w:t>Detta klagomål behandlar höga naturvärden i avverkningsanmälan Breviksnäs i Haninge kommun som inkom 2026-09-27 och omfattar 80,4 ha.</w:t>
       </w:r>
     </w:p>
     <w:p>
@@ -3250,7 +3250,7 @@
     <w:r>
       <w:tab/>
       <w:tab/>
-      <w:t>2026-09-26</w:t>
+      <w:t>2026-09-27</w:t>
       <w:br/>
       <w:br/>
     </w:r>

--- a/klagomål/Breviksnäs FSC-klagomål.docx
+++ b/klagomål/Breviksnäs FSC-klagomål.docx
@@ -168,7 +168,7 @@
     </w:p>
     <w:p>
       <w:r>
-        <w:t>Detta klagomål behandlar höga naturvärden i avverkningsanmälan Breviksnäs i Haninge kommun som inkom 2026-09-27 och omfattar 80,4 ha.</w:t>
+        <w:t>Detta klagomål behandlar höga naturvärden i avverkningsanmälan Breviksnäs i Haninge kommun som inkom 2026-09-28 och omfattar 80,4 ha.</w:t>
       </w:r>
     </w:p>
     <w:p>
@@ -3250,7 +3250,7 @@
     <w:r>
       <w:tab/>
       <w:tab/>
-      <w:t>2026-09-27</w:t>
+      <w:t>2026-09-28</w:t>
       <w:br/>
       <w:br/>
     </w:r>

--- a/klagomål/Breviksnäs FSC-klagomål.docx
+++ b/klagomål/Breviksnäs FSC-klagomål.docx
@@ -168,7 +168,7 @@
     </w:p>
     <w:p>
       <w:r>
-        <w:t>Detta klagomål behandlar höga naturvärden i avverkningsanmälan Breviksnäs i Haninge kommun som inkom 2026-09-28 och omfattar 80,4 ha.</w:t>
+        <w:t>Detta klagomål behandlar höga naturvärden i avverkningsanmälan Breviksnäs i Haninge kommun som inkom 2026-09-29 och omfattar 80,4 ha.</w:t>
       </w:r>
     </w:p>
     <w:p>
@@ -3250,7 +3250,7 @@
     <w:r>
       <w:tab/>
       <w:tab/>
-      <w:t>2026-09-28</w:t>
+      <w:t>2026-09-29</w:t>
       <w:br/>
       <w:br/>
     </w:r>

--- a/klagomål/Breviksnäs FSC-klagomål.docx
+++ b/klagomål/Breviksnäs FSC-klagomål.docx
@@ -168,7 +168,7 @@
     </w:p>
     <w:p>
       <w:r>
-        <w:t>Detta klagomål behandlar höga naturvärden i avverkningsanmälan Breviksnäs i Haninge kommun som inkom 2026-09-29 och omfattar 80,4 ha.</w:t>
+        <w:t>Detta klagomål behandlar höga naturvärden i avverkningsanmälan Breviksnäs i Haninge kommun som inkom 2026-09-30 och omfattar 80,4 ha.</w:t>
       </w:r>
     </w:p>
     <w:p>
@@ -3250,7 +3250,7 @@
     <w:r>
       <w:tab/>
       <w:tab/>
-      <w:t>2026-09-29</w:t>
+      <w:t>2026-09-30</w:t>
       <w:br/>
       <w:br/>
     </w:r>

--- a/klagomål/Breviksnäs FSC-klagomål.docx
+++ b/klagomål/Breviksnäs FSC-klagomål.docx
@@ -168,7 +168,7 @@
     </w:p>
     <w:p>
       <w:r>
-        <w:t>Detta klagomål behandlar höga naturvärden i avverkningsanmälan Breviksnäs i Haninge kommun som inkom 2026-09-30 och omfattar 80,4 ha.</w:t>
+        <w:t>Detta klagomål behandlar höga naturvärden i avverkningsanmälan Breviksnäs i Haninge kommun som inkom 2026-10-01 och omfattar 80,4 ha.</w:t>
       </w:r>
     </w:p>
     <w:p>
@@ -3250,7 +3250,7 @@
     <w:r>
       <w:tab/>
       <w:tab/>
-      <w:t>2026-09-30</w:t>
+      <w:t>2026-10-01</w:t>
       <w:br/>
       <w:br/>
     </w:r>

--- a/klagomål/Breviksnäs FSC-klagomål.docx
+++ b/klagomål/Breviksnäs FSC-klagomål.docx
@@ -168,7 +168,7 @@
     </w:p>
     <w:p>
       <w:r>
-        <w:t>Detta klagomål behandlar höga naturvärden i avverkningsanmälan Breviksnäs i Haninge kommun som inkom 2026-10-01 och omfattar 80,4 ha.</w:t>
+        <w:t>Detta klagomål behandlar höga naturvärden i avverkningsanmälan Breviksnäs i Haninge kommun som inkom 2026-10-02 och omfattar 80,4 ha.</w:t>
       </w:r>
     </w:p>
     <w:p>
@@ -3250,7 +3250,7 @@
     <w:r>
       <w:tab/>
       <w:tab/>
-      <w:t>2026-10-01</w:t>
+      <w:t>2026-10-02</w:t>
       <w:br/>
       <w:br/>
     </w:r>

--- a/klagomål/Breviksnäs FSC-klagomål.docx
+++ b/klagomål/Breviksnäs FSC-klagomål.docx
@@ -168,7 +168,7 @@
     </w:p>
     <w:p>
       <w:r>
-        <w:t>Detta klagomål behandlar höga naturvärden i avverkningsanmälan Breviksnäs i Haninge kommun som inkom 2026-10-02 och omfattar 80,4 ha.</w:t>
+        <w:t>Detta klagomål behandlar höga naturvärden i avverkningsanmälan Breviksnäs i Haninge kommun som inkom 2026-10-03 och omfattar 80,4 ha.</w:t>
       </w:r>
     </w:p>
     <w:p>
@@ -3250,7 +3250,7 @@
     <w:r>
       <w:tab/>
       <w:tab/>
-      <w:t>2026-10-02</w:t>
+      <w:t>2026-10-03</w:t>
       <w:br/>
       <w:br/>
     </w:r>

--- a/klagomål/Breviksnäs FSC-klagomål.docx
+++ b/klagomål/Breviksnäs FSC-klagomål.docx
@@ -168,7 +168,7 @@
     </w:p>
     <w:p>
       <w:r>
-        <w:t>Detta klagomål behandlar höga naturvärden i avverkningsanmälan Breviksnäs i Haninge kommun som inkom 2026-10-03 och omfattar 80,4 ha.</w:t>
+        <w:t>Detta klagomål behandlar höga naturvärden i avverkningsanmälan Breviksnäs i Haninge kommun som inkom 2026-10-04 och omfattar 80,4 ha.</w:t>
       </w:r>
     </w:p>
     <w:p>
@@ -3250,7 +3250,7 @@
     <w:r>
       <w:tab/>
       <w:tab/>
-      <w:t>2026-10-03</w:t>
+      <w:t>2026-10-04</w:t>
       <w:br/>
       <w:br/>
     </w:r>

--- a/klagomål/Breviksnäs FSC-klagomål.docx
+++ b/klagomål/Breviksnäs FSC-klagomål.docx
@@ -168,7 +168,7 @@
     </w:p>
     <w:p>
       <w:r>
-        <w:t>Detta klagomål behandlar höga naturvärden i avverkningsanmälan Breviksnäs i Haninge kommun som inkom 2026-10-04 och omfattar 80,4 ha.</w:t>
+        <w:t>Detta klagomål behandlar höga naturvärden i avverkningsanmälan Breviksnäs i Haninge kommun som inkom 2026-10-05 och omfattar 80,4 ha.</w:t>
       </w:r>
     </w:p>
     <w:p>
@@ -3250,7 +3250,7 @@
     <w:r>
       <w:tab/>
       <w:tab/>
-      <w:t>2026-10-04</w:t>
+      <w:t>2026-10-05</w:t>
       <w:br/>
       <w:br/>
     </w:r>

--- a/klagomål/Breviksnäs FSC-klagomål.docx
+++ b/klagomål/Breviksnäs FSC-klagomål.docx
@@ -168,7 +168,7 @@
     </w:p>
     <w:p>
       <w:r>
-        <w:t>Detta klagomål behandlar höga naturvärden i avverkningsanmälan Breviksnäs i Haninge kommun som inkom 2026-10-05 och omfattar 80,4 ha.</w:t>
+        <w:t>Detta klagomål behandlar höga naturvärden i avverkningsanmälan Breviksnäs i Haninge kommun som inkom 2026-10-06 och omfattar 80,4 ha.</w:t>
       </w:r>
     </w:p>
     <w:p>
@@ -3250,7 +3250,7 @@
     <w:r>
       <w:tab/>
       <w:tab/>
-      <w:t>2026-10-05</w:t>
+      <w:t>2026-10-06</w:t>
       <w:br/>
       <w:br/>
     </w:r>

--- a/klagomål/Breviksnäs FSC-klagomål.docx
+++ b/klagomål/Breviksnäs FSC-klagomål.docx
@@ -168,7 +168,7 @@
     </w:p>
     <w:p>
       <w:r>
-        <w:t>Detta klagomål behandlar höga naturvärden i avverkningsanmälan Breviksnäs i Haninge kommun som inkom 2026-10-06 och omfattar 80,4 ha.</w:t>
+        <w:t>Detta klagomål behandlar höga naturvärden i avverkningsanmälan Breviksnäs i Haninge kommun som inkom 2026-10-07 och omfattar 80,4 ha.</w:t>
       </w:r>
     </w:p>
     <w:p>
@@ -3250,7 +3250,7 @@
     <w:r>
       <w:tab/>
       <w:tab/>
-      <w:t>2026-10-06</w:t>
+      <w:t>2026-10-07</w:t>
       <w:br/>
       <w:br/>
     </w:r>

--- a/klagomål/Breviksnäs FSC-klagomål.docx
+++ b/klagomål/Breviksnäs FSC-klagomål.docx
@@ -168,7 +168,7 @@
     </w:p>
     <w:p>
       <w:r>
-        <w:t>Detta klagomål behandlar höga naturvärden i avverkningsanmälan Breviksnäs i Haninge kommun som inkom 2026-10-07 och omfattar 80,4 ha.</w:t>
+        <w:t>Detta klagomål behandlar höga naturvärden i avverkningsanmälan Breviksnäs i Haninge kommun som inkom 2026-10-08 och omfattar 80,4 ha.</w:t>
       </w:r>
     </w:p>
     <w:p>
@@ -3250,7 +3250,7 @@
     <w:r>
       <w:tab/>
       <w:tab/>
-      <w:t>2026-10-07</w:t>
+      <w:t>2026-10-08</w:t>
       <w:br/>
       <w:br/>
     </w:r>

--- a/klagomål/Breviksnäs FSC-klagomål.docx
+++ b/klagomål/Breviksnäs FSC-klagomål.docx
@@ -168,7 +168,7 @@
     </w:p>
     <w:p>
       <w:r>
-        <w:t>Detta klagomål behandlar höga naturvärden i avverkningsanmälan Breviksnäs i Haninge kommun som inkom 2026-10-08 och omfattar 80,4 ha.</w:t>
+        <w:t>Detta klagomål behandlar höga naturvärden i avverkningsanmälan Breviksnäs i Haninge kommun som inkom 2026-10-09 och omfattar 80,4 ha.</w:t>
       </w:r>
     </w:p>
     <w:p>
@@ -3250,7 +3250,7 @@
     <w:r>
       <w:tab/>
       <w:tab/>
-      <w:t>2026-10-08</w:t>
+      <w:t>2026-10-09</w:t>
       <w:br/>
       <w:br/>
     </w:r>

--- a/klagomål/Breviksnäs FSC-klagomål.docx
+++ b/klagomål/Breviksnäs FSC-klagomål.docx
@@ -168,7 +168,7 @@
     </w:p>
     <w:p>
       <w:r>
-        <w:t>Detta klagomål behandlar höga naturvärden i avverkningsanmälan Breviksnäs i Haninge kommun som inkom 2026-10-09 och omfattar 80,4 ha.</w:t>
+        <w:t>Detta klagomål behandlar höga naturvärden i avverkningsanmälan Breviksnäs i Haninge kommun som inkom 2026-10-10 och omfattar 80,4 ha.</w:t>
       </w:r>
     </w:p>
     <w:p>
@@ -3250,7 +3250,7 @@
     <w:r>
       <w:tab/>
       <w:tab/>
-      <w:t>2026-10-09</w:t>
+      <w:t>2026-10-10</w:t>
       <w:br/>
       <w:br/>
     </w:r>

--- a/klagomål/Breviksnäs FSC-klagomål.docx
+++ b/klagomål/Breviksnäs FSC-klagomål.docx
@@ -168,7 +168,7 @@
     </w:p>
     <w:p>
       <w:r>
-        <w:t>Detta klagomål behandlar höga naturvärden i avverkningsanmälan Breviksnäs i Haninge kommun som inkom 2026-10-10 och omfattar 80,4 ha.</w:t>
+        <w:t>Detta klagomål behandlar höga naturvärden i avverkningsanmälan Breviksnäs i Haninge kommun som inkom 2026-10-11 och omfattar 80,4 ha.</w:t>
       </w:r>
     </w:p>
     <w:p>
@@ -3250,7 +3250,7 @@
     <w:r>
       <w:tab/>
       <w:tab/>
-      <w:t>2026-10-10</w:t>
+      <w:t>2026-10-11</w:t>
       <w:br/>
       <w:br/>
     </w:r>

--- a/klagomål/Breviksnäs FSC-klagomål.docx
+++ b/klagomål/Breviksnäs FSC-klagomål.docx
@@ -168,7 +168,7 @@
     </w:p>
     <w:p>
       <w:r>
-        <w:t>Detta klagomål behandlar höga naturvärden i avverkningsanmälan Breviksnäs i Haninge kommun som inkom 2026-10-11 och omfattar 80,4 ha.</w:t>
+        <w:t>Detta klagomål behandlar höga naturvärden i avverkningsanmälan Breviksnäs i Haninge kommun som inkom 2026-10-12 och omfattar 80,4 ha.</w:t>
       </w:r>
     </w:p>
     <w:p>
@@ -3250,7 +3250,7 @@
     <w:r>
       <w:tab/>
       <w:tab/>
-      <w:t>2026-10-11</w:t>
+      <w:t>2026-10-12</w:t>
       <w:br/>
       <w:br/>
     </w:r>

--- a/klagomål/Breviksnäs FSC-klagomål.docx
+++ b/klagomål/Breviksnäs FSC-klagomål.docx
@@ -168,7 +168,7 @@
     </w:p>
     <w:p>
       <w:r>
-        <w:t>Detta klagomål behandlar höga naturvärden i avverkningsanmälan Breviksnäs i Haninge kommun som inkom 2026-10-12 och omfattar 80,4 ha.</w:t>
+        <w:t>Detta klagomål behandlar höga naturvärden i avverkningsanmälan Breviksnäs i Haninge kommun som inkom 2026-10-13 och omfattar 80,4 ha.</w:t>
       </w:r>
     </w:p>
     <w:p>
@@ -3250,7 +3250,7 @@
     <w:r>
       <w:tab/>
       <w:tab/>
-      <w:t>2026-10-12</w:t>
+      <w:t>2026-10-13</w:t>
       <w:br/>
       <w:br/>
     </w:r>

--- a/klagomål/Breviksnäs FSC-klagomål.docx
+++ b/klagomål/Breviksnäs FSC-klagomål.docx
@@ -168,7 +168,7 @@
     </w:p>
     <w:p>
       <w:r>
-        <w:t>Detta klagomål behandlar höga naturvärden i avverkningsanmälan Breviksnäs i Haninge kommun som inkom 2026-10-13 och omfattar 80,4 ha.</w:t>
+        <w:t>Detta klagomål behandlar höga naturvärden i avverkningsanmälan Breviksnäs i Haninge kommun som inkom 2026-10-14 och omfattar 80,4 ha.</w:t>
       </w:r>
     </w:p>
     <w:p>
@@ -3250,7 +3250,7 @@
     <w:r>
       <w:tab/>
       <w:tab/>
-      <w:t>2026-10-13</w:t>
+      <w:t>2026-10-14</w:t>
       <w:br/>
       <w:br/>
     </w:r>

--- a/klagomål/Breviksnäs FSC-klagomål.docx
+++ b/klagomål/Breviksnäs FSC-klagomål.docx
@@ -168,7 +168,7 @@
     </w:p>
     <w:p>
       <w:r>
-        <w:t>Detta klagomål behandlar höga naturvärden i avverkningsanmälan Breviksnäs i Haninge kommun som inkom 2026-10-14 och omfattar 80,4 ha.</w:t>
+        <w:t>Detta klagomål behandlar höga naturvärden i avverkningsanmälan Breviksnäs i Haninge kommun som inkom 2026-10-16 och omfattar 80,4 ha.</w:t>
       </w:r>
     </w:p>
     <w:p>
@@ -3250,7 +3250,7 @@
     <w:r>
       <w:tab/>
       <w:tab/>
-      <w:t>2026-10-14</w:t>
+      <w:t>2026-10-16</w:t>
       <w:br/>
       <w:br/>
     </w:r>

--- a/klagomål/Breviksnäs FSC-klagomål.docx
+++ b/klagomål/Breviksnäs FSC-klagomål.docx
@@ -168,7 +168,7 @@
     </w:p>
     <w:p>
       <w:r>
-        <w:t>Detta klagomål behandlar höga naturvärden i avverkningsanmälan Breviksnäs i Haninge kommun som inkom 2026-10-16 och omfattar 80,4 ha.</w:t>
+        <w:t>Detta klagomål behandlar höga naturvärden i avverkningsanmälan Breviksnäs i Haninge kommun som inkom 2026-10-17 och omfattar 80,4 ha.</w:t>
       </w:r>
     </w:p>
     <w:p>
@@ -3250,7 +3250,7 @@
     <w:r>
       <w:tab/>
       <w:tab/>
-      <w:t>2026-10-16</w:t>
+      <w:t>2026-10-17</w:t>
       <w:br/>
       <w:br/>
     </w:r>

--- a/klagomål/Breviksnäs FSC-klagomål.docx
+++ b/klagomål/Breviksnäs FSC-klagomål.docx
@@ -168,7 +168,7 @@
     </w:p>
     <w:p>
       <w:r>
-        <w:t>Detta klagomål behandlar höga naturvärden i avverkningsanmälan Breviksnäs i Haninge kommun som inkom 2026-10-17 och omfattar 80,4 ha.</w:t>
+        <w:t>Detta klagomål behandlar höga naturvärden i avverkningsanmälan Breviksnäs i Haninge kommun som inkom 2026-10-18 och omfattar 80,4 ha.</w:t>
       </w:r>
     </w:p>
     <w:p>
@@ -3250,7 +3250,7 @@
     <w:r>
       <w:tab/>
       <w:tab/>
-      <w:t>2026-10-17</w:t>
+      <w:t>2026-10-18</w:t>
       <w:br/>
       <w:br/>
     </w:r>

--- a/klagomål/Breviksnäs FSC-klagomål.docx
+++ b/klagomål/Breviksnäs FSC-klagomål.docx
@@ -168,7 +168,7 @@
     </w:p>
     <w:p>
       <w:r>
-        <w:t>Detta klagomål behandlar höga naturvärden i avverkningsanmälan Breviksnäs i Haninge kommun som inkom 2026-10-18 och omfattar 80,4 ha.</w:t>
+        <w:t>Detta klagomål behandlar höga naturvärden i avverkningsanmälan Breviksnäs i Haninge kommun som inkom 2026-10-19 och omfattar 80,4 ha.</w:t>
       </w:r>
     </w:p>
     <w:p>
@@ -3250,7 +3250,7 @@
     <w:r>
       <w:tab/>
       <w:tab/>
-      <w:t>2026-10-18</w:t>
+      <w:t>2026-10-19</w:t>
       <w:br/>
       <w:br/>
     </w:r>

--- a/klagomål/Breviksnäs FSC-klagomål.docx
+++ b/klagomål/Breviksnäs FSC-klagomål.docx
@@ -168,7 +168,7 @@
     </w:p>
     <w:p>
       <w:r>
-        <w:t>Detta klagomål behandlar höga naturvärden i avverkningsanmälan Breviksnäs i Haninge kommun som inkom 2026-10-19 och omfattar 80,4 ha.</w:t>
+        <w:t>Detta klagomål behandlar höga naturvärden i avverkningsanmälan Breviksnäs i Haninge kommun som inkom 2026-10-20 och omfattar 80,4 ha.</w:t>
       </w:r>
     </w:p>
     <w:p>
@@ -3250,7 +3250,7 @@
     <w:r>
       <w:tab/>
       <w:tab/>
-      <w:t>2026-10-19</w:t>
+      <w:t>2026-10-20</w:t>
       <w:br/>
       <w:br/>
     </w:r>

--- a/klagomål/Breviksnäs FSC-klagomål.docx
+++ b/klagomål/Breviksnäs FSC-klagomål.docx
@@ -168,7 +168,7 @@
     </w:p>
     <w:p>
       <w:r>
-        <w:t>Detta klagomål behandlar höga naturvärden i avverkningsanmälan Breviksnäs i Haninge kommun som inkom 2026-10-20 och omfattar 80,4 ha.</w:t>
+        <w:t>Detta klagomål behandlar höga naturvärden i avverkningsanmälan Breviksnäs i Haninge kommun som inkom 2026-10-21 och omfattar 80,4 ha.</w:t>
       </w:r>
     </w:p>
     <w:p>
@@ -3250,7 +3250,7 @@
     <w:r>
       <w:tab/>
       <w:tab/>
-      <w:t>2026-10-20</w:t>
+      <w:t>2026-10-21</w:t>
       <w:br/>
       <w:br/>
     </w:r>

--- a/klagomål/Breviksnäs FSC-klagomål.docx
+++ b/klagomål/Breviksnäs FSC-klagomål.docx
@@ -168,7 +168,7 @@
     </w:p>
     <w:p>
       <w:r>
-        <w:t>Detta klagomål behandlar höga naturvärden i avverkningsanmälan Breviksnäs i Haninge kommun som inkom 2026-10-21 och omfattar 80,4 ha.</w:t>
+        <w:t>Detta klagomål behandlar höga naturvärden i avverkningsanmälan Breviksnäs i Haninge kommun som inkom 2026-10-22 och omfattar 80,4 ha.</w:t>
       </w:r>
     </w:p>
     <w:p>
@@ -3250,7 +3250,7 @@
     <w:r>
       <w:tab/>
       <w:tab/>
-      <w:t>2026-10-21</w:t>
+      <w:t>2026-10-22</w:t>
       <w:br/>
       <w:br/>
     </w:r>

--- a/klagomål/Breviksnäs FSC-klagomål.docx
+++ b/klagomål/Breviksnäs FSC-klagomål.docx
@@ -168,7 +168,7 @@
     </w:p>
     <w:p>
       <w:r>
-        <w:t>Detta klagomål behandlar höga naturvärden i avverkningsanmälan Breviksnäs i Haninge kommun som inkom 2026-10-22 och omfattar 80,4 ha.</w:t>
+        <w:t>Detta klagomål behandlar höga naturvärden i avverkningsanmälan Breviksnäs i Haninge kommun som inkom 2026-10-23 och omfattar 80,4 ha.</w:t>
       </w:r>
     </w:p>
     <w:p>
@@ -3250,7 +3250,7 @@
     <w:r>
       <w:tab/>
       <w:tab/>
-      <w:t>2026-10-22</w:t>
+      <w:t>2026-10-23</w:t>
       <w:br/>
       <w:br/>
     </w:r>

--- a/klagomål/Breviksnäs FSC-klagomål.docx
+++ b/klagomål/Breviksnäs FSC-klagomål.docx
@@ -168,7 +168,7 @@
     </w:p>
     <w:p>
       <w:r>
-        <w:t>Detta klagomål behandlar höga naturvärden i avverkningsanmälan Breviksnäs i Haninge kommun som inkom 2026-10-23 och omfattar 80,4 ha.</w:t>
+        <w:t>Detta klagomål behandlar höga naturvärden i avverkningsanmälan Breviksnäs i Haninge kommun som inkom 2026-10-24 och omfattar 80,4 ha.</w:t>
       </w:r>
     </w:p>
     <w:p>
@@ -3250,7 +3250,7 @@
     <w:r>
       <w:tab/>
       <w:tab/>
-      <w:t>2026-10-23</w:t>
+      <w:t>2026-10-24</w:t>
       <w:br/>
       <w:br/>
     </w:r>

--- a/klagomål/Breviksnäs FSC-klagomål.docx
+++ b/klagomål/Breviksnäs FSC-klagomål.docx
@@ -168,7 +168,7 @@
     </w:p>
     <w:p>
       <w:r>
-        <w:t>Detta klagomål behandlar höga naturvärden i avverkningsanmälan Breviksnäs i Haninge kommun som inkom 2026-10-24 och omfattar 80,4 ha.</w:t>
+        <w:t>Detta klagomål behandlar höga naturvärden i avverkningsanmälan Breviksnäs i Haninge kommun som inkom 2026-10-25 och omfattar 80,4 ha.</w:t>
       </w:r>
     </w:p>
     <w:p>
@@ -3250,7 +3250,7 @@
     <w:r>
       <w:tab/>
       <w:tab/>
-      <w:t>2026-10-24</w:t>
+      <w:t>2026-10-25</w:t>
       <w:br/>
       <w:br/>
     </w:r>

--- a/klagomål/Breviksnäs FSC-klagomål.docx
+++ b/klagomål/Breviksnäs FSC-klagomål.docx
@@ -168,7 +168,7 @@
     </w:p>
     <w:p>
       <w:r>
-        <w:t>Detta klagomål behandlar höga naturvärden i avverkningsanmälan Breviksnäs i Haninge kommun som inkom 2026-10-25 och omfattar 80,4 ha.</w:t>
+        <w:t>Detta klagomål behandlar höga naturvärden i avverkningsanmälan Breviksnäs i Haninge kommun som inkom 2026-10-26 och omfattar 80,4 ha.</w:t>
       </w:r>
     </w:p>
     <w:p>
@@ -3250,7 +3250,7 @@
     <w:r>
       <w:tab/>
       <w:tab/>
-      <w:t>2026-10-25</w:t>
+      <w:t>2026-10-26</w:t>
       <w:br/>
       <w:br/>
     </w:r>

--- a/klagomål/Breviksnäs FSC-klagomål.docx
+++ b/klagomål/Breviksnäs FSC-klagomål.docx
@@ -168,7 +168,7 @@
     </w:p>
     <w:p>
       <w:r>
-        <w:t>Detta klagomål behandlar höga naturvärden i avverkningsanmälan Breviksnäs i Haninge kommun som inkom 2026-10-26 och omfattar 80,4 ha.</w:t>
+        <w:t>Detta klagomål behandlar höga naturvärden i avverkningsanmälan Breviksnäs i Haninge kommun som inkom 2026-10-27 och omfattar 80,4 ha.</w:t>
       </w:r>
     </w:p>
     <w:p>
@@ -3250,7 +3250,7 @@
     <w:r>
       <w:tab/>
       <w:tab/>
-      <w:t>2026-10-26</w:t>
+      <w:t>2026-10-27</w:t>
       <w:br/>
       <w:br/>
     </w:r>

--- a/klagomål/Breviksnäs FSC-klagomål.docx
+++ b/klagomål/Breviksnäs FSC-klagomål.docx
@@ -168,7 +168,7 @@
     </w:p>
     <w:p>
       <w:r>
-        <w:t>Detta klagomål behandlar höga naturvärden i avverkningsanmälan Breviksnäs i Haninge kommun som inkom 2026-10-27 och omfattar 80,4 ha.</w:t>
+        <w:t>Detta klagomål behandlar höga naturvärden i avverkningsanmälan Breviksnäs i Haninge kommun som inkom 2026-10-28 och omfattar 80,4 ha.</w:t>
       </w:r>
     </w:p>
     <w:p>
@@ -3250,7 +3250,7 @@
     <w:r>
       <w:tab/>
       <w:tab/>
-      <w:t>2026-10-27</w:t>
+      <w:t>2026-10-28</w:t>
       <w:br/>
       <w:br/>
     </w:r>

--- a/klagomål/Breviksnäs FSC-klagomål.docx
+++ b/klagomål/Breviksnäs FSC-klagomål.docx
@@ -168,7 +168,7 @@
     </w:p>
     <w:p>
       <w:r>
-        <w:t>Detta klagomål behandlar höga naturvärden i avverkningsanmälan Breviksnäs i Haninge kommun som inkom 2026-10-28 och omfattar 80,4 ha.</w:t>
+        <w:t>Detta klagomål behandlar höga naturvärden i avverkningsanmälan Breviksnäs i Haninge kommun som inkom 2026-10-29 och omfattar 80,4 ha.</w:t>
       </w:r>
     </w:p>
     <w:p>
@@ -3250,7 +3250,7 @@
     <w:r>
       <w:tab/>
       <w:tab/>
-      <w:t>2026-10-28</w:t>
+      <w:t>2026-10-29</w:t>
       <w:br/>
       <w:br/>
     </w:r>

--- a/klagomål/Breviksnäs FSC-klagomål.docx
+++ b/klagomål/Breviksnäs FSC-klagomål.docx
@@ -168,7 +168,7 @@
     </w:p>
     <w:p>
       <w:r>
-        <w:t>Detta klagomål behandlar höga naturvärden i avverkningsanmälan Breviksnäs i Haninge kommun som inkom 2026-10-29 och omfattar 80,4 ha.</w:t>
+        <w:t>Detta klagomål behandlar höga naturvärden i avverkningsanmälan Breviksnäs i Haninge kommun som inkom 2026-10-30 och omfattar 80,4 ha.</w:t>
       </w:r>
     </w:p>
     <w:p>
@@ -3250,7 +3250,7 @@
     <w:r>
       <w:tab/>
       <w:tab/>
-      <w:t>2026-10-29</w:t>
+      <w:t>2026-10-30</w:t>
       <w:br/>
       <w:br/>
     </w:r>

--- a/klagomål/Breviksnäs FSC-klagomål.docx
+++ b/klagomål/Breviksnäs FSC-klagomål.docx
@@ -168,7 +168,7 @@
     </w:p>
     <w:p>
       <w:r>
-        <w:t>Detta klagomål behandlar höga naturvärden i avverkningsanmälan Breviksnäs i Haninge kommun som inkom 2026-10-30 och omfattar 80,4 ha.</w:t>
+        <w:t>Detta klagomål behandlar höga naturvärden i avverkningsanmälan Breviksnäs i Haninge kommun som inkom 2026-10-31 och omfattar 80,4 ha.</w:t>
       </w:r>
     </w:p>
     <w:p>
@@ -3250,7 +3250,7 @@
     <w:r>
       <w:tab/>
       <w:tab/>
-      <w:t>2026-10-30</w:t>
+      <w:t>2026-10-31</w:t>
       <w:br/>
       <w:br/>
     </w:r>
